--- a/PART 1/COAF24PRJ001P01RPT.docx
+++ b/PART 1/COAF24PRJ001P01RPT.docx
@@ -1478,7 +1478,7 @@
           <v:shape id="_x0000_i1025" type="#_x0000_t75" style="width:132.75pt;height:40.5pt" o:ole="">
             <v:imagedata r:id="rId7" o:title=""/>
           </v:shape>
-          <o:OLEObject Type="Embed" ProgID="Package" ShapeID="_x0000_i1025" DrawAspect="Content" ObjectID="_1792395211" r:id="rId8"/>
+          <o:OLEObject Type="Embed" ProgID="Package" ShapeID="_x0000_i1025" DrawAspect="Content" ObjectID="_1792702913" r:id="rId8"/>
         </w:object>
       </w:r>
     </w:p>
@@ -1531,7 +1531,7 @@
           <v:shape id="_x0000_i1026" type="#_x0000_t75" style="width:132.75pt;height:40.5pt" o:ole="">
             <v:imagedata r:id="rId9" o:title=""/>
           </v:shape>
-          <o:OLEObject Type="Embed" ProgID="Package" ShapeID="_x0000_i1026" DrawAspect="Content" ObjectID="_1792395212" r:id="rId10"/>
+          <o:OLEObject Type="Embed" ProgID="Package" ShapeID="_x0000_i1026" DrawAspect="Content" ObjectID="_1792702914" r:id="rId10"/>
         </w:object>
       </w:r>
     </w:p>
@@ -1574,12 +1574,14 @@
           <w:lang w:val="vi-VN"/>
         </w:rPr>
         <w:object w:dxaOrig="2656" w:dyaOrig="811">
-          <v:shape id="_x0000_i1027" type="#_x0000_t75" style="width:132.75pt;height:40.5pt" o:ole="">
+          <v:shape id="_x0000_i1031" type="#_x0000_t75" style="width:132.75pt;height:40.5pt" o:ole="">
             <v:imagedata r:id="rId11" o:title=""/>
           </v:shape>
-          <o:OLEObject Type="Embed" ProgID="Package" ShapeID="_x0000_i1027" DrawAspect="Content" ObjectID="_1792395213" r:id="rId12"/>
+          <o:OLEObject Type="Embed" ProgID="Package" ShapeID="_x0000_i1031" DrawAspect="Content" ObjectID="_1792702915" r:id="rId12"/>
         </w:object>
       </w:r>
+      <w:bookmarkStart w:id="0" w:name="_GoBack"/>
+      <w:bookmarkEnd w:id="0"/>
     </w:p>
     <w:p>
       <w:pPr>
@@ -1665,8 +1667,6 @@
           <w:szCs w:val="24"/>
         </w:rPr>
       </w:pPr>
-      <w:bookmarkStart w:id="0" w:name="_GoBack"/>
-      <w:bookmarkEnd w:id="0"/>
     </w:p>
     <w:sectPr>
       <w:headerReference w:type="even" r:id="rId15"/>
@@ -1842,7 +1842,7 @@
             </wp:anchor>
           </w:drawing>
         </mc:Choice>
-        <mc:Fallback xmlns:cr="http://schemas.microsoft.com/office/comments/2020/reactions" xmlns="http://schemas.microsoft.com/office/tasks/2019/documenttasks" xmlns:w16cex="http://schemas.microsoft.com/office/word/2018/wordml/cex" xmlns:w16="http://schemas.microsoft.com/office/word/2018/wordml" xmlns:dgm="http://schemas.openxmlformats.org/drawingml/2006/diagram" xmlns:lc="http://schemas.openxmlformats.org/drawingml/2006/lockedCanvas" xmlns:c="http://schemas.openxmlformats.org/drawingml/2006/chart" xmlns:pic="http://schemas.openxmlformats.org/drawingml/2006/picture" xmlns:a="http://schemas.openxmlformats.org/drawingml/2006/main" xmlns:sl="http://schemas.openxmlformats.org/schemaLibrary/2006/main">
+        <mc:Fallback xmlns:sl="http://schemas.openxmlformats.org/schemaLibrary/2006/main" xmlns:a="http://schemas.openxmlformats.org/drawingml/2006/main" xmlns:pic="http://schemas.openxmlformats.org/drawingml/2006/picture" xmlns:c="http://schemas.openxmlformats.org/drawingml/2006/chart" xmlns:lc="http://schemas.openxmlformats.org/drawingml/2006/lockedCanvas" xmlns:dgm="http://schemas.openxmlformats.org/drawingml/2006/diagram" xmlns:w16="http://schemas.microsoft.com/office/word/2018/wordml" xmlns:w16cex="http://schemas.microsoft.com/office/word/2018/wordml/cex" xmlns="http://schemas.microsoft.com/office/tasks/2019/documenttasks" xmlns:cr="http://schemas.microsoft.com/office/comments/2020/reactions">
           <w:drawing>
             <wp:anchor allowOverlap="1" behindDoc="0" distB="0" distT="0" distL="114300" distR="114300" hidden="0" layoutInCell="1" locked="0" relativeHeight="0" simplePos="0">
               <wp:simplePos x="0" y="0"/>
@@ -2148,7 +2148,7 @@
             </wp:anchor>
           </w:drawing>
         </mc:Choice>
-        <mc:Fallback xmlns:cr="http://schemas.microsoft.com/office/comments/2020/reactions" xmlns="http://schemas.microsoft.com/office/tasks/2019/documenttasks" xmlns:w16cex="http://schemas.microsoft.com/office/word/2018/wordml/cex" xmlns:w16="http://schemas.microsoft.com/office/word/2018/wordml" xmlns:dgm="http://schemas.openxmlformats.org/drawingml/2006/diagram" xmlns:lc="http://schemas.openxmlformats.org/drawingml/2006/lockedCanvas" xmlns:c="http://schemas.openxmlformats.org/drawingml/2006/chart" xmlns:pic="http://schemas.openxmlformats.org/drawingml/2006/picture" xmlns:a="http://schemas.openxmlformats.org/drawingml/2006/main" xmlns:sl="http://schemas.openxmlformats.org/schemaLibrary/2006/main">
+        <mc:Fallback xmlns:sl="http://schemas.openxmlformats.org/schemaLibrary/2006/main" xmlns:a="http://schemas.openxmlformats.org/drawingml/2006/main" xmlns:pic="http://schemas.openxmlformats.org/drawingml/2006/picture" xmlns:c="http://schemas.openxmlformats.org/drawingml/2006/chart" xmlns:lc="http://schemas.openxmlformats.org/drawingml/2006/lockedCanvas" xmlns:dgm="http://schemas.openxmlformats.org/drawingml/2006/diagram" xmlns:w16="http://schemas.microsoft.com/office/word/2018/wordml" xmlns:w16cex="http://schemas.microsoft.com/office/word/2018/wordml/cex" xmlns="http://schemas.microsoft.com/office/tasks/2019/documenttasks" xmlns:cr="http://schemas.microsoft.com/office/comments/2020/reactions">
           <w:drawing>
             <wp:anchor allowOverlap="1" behindDoc="0" distB="0" distT="0" distL="114300" distR="114300" hidden="0" layoutInCell="1" locked="0" relativeHeight="0" simplePos="0">
               <wp:simplePos x="0" y="0"/>
